--- a/tools/aubreylaw-docgeneration/templates/joint-trust.docx
+++ b/tools/aubreylaw-docgeneration/templates/joint-trust.docx
@@ -726,7 +726,7 @@
         <w:pStyle w:val="TextHeading2"/>
       </w:pPr>
       <w:r>
-        <w:t>{% if has_children %}Our children are {% for child in children %}{{ child.full_name | name }}{% if not loop.last %}, {% endif %}{% endfor %}.{% else %}We have no children living on the date of this trust.{% endif %}</w:t>
+        <w:t>{% if has_children %}Our children are {% for child in children %}{{ child.full_name | name }}{% if include_child_gender_markers and child.gender_display %} ({{ child.gender_display }}){% endif %}{% if not loop.last %}, {% endif %}{% endfor %}.{% else %}We have no children living on the date of this trust.{% endif %}</w:t>
       </w:r>
       <w:r/>
       <w:r/>
@@ -814,7 +814,7 @@
         <w:pStyle w:val="TextHeading2"/>
       </w:pPr>
       <w:r>
-        <w:t>{% if trust.disinherited %}We intentionally have not provided for {% for person in trust.disinherited %}{{ person.full_name | name }}{% if not loop.last %}, {% endif %}{% endfor %} as a beneficiary in this trust; therefore, for all purposes of this trust, each such person will be treated as having predeceased both of us.{% endif %}</w:t>
+        <w:t>{% if trust.disinherited %}We intentionally have not provided for {% for person in trust.disinherited %}{{ person.full_name | name }}{% if not loop.last %}, {% endif %}{% endfor %} as a beneficiary in this trust; therefore, for all purposes of this trust, each such person will be treated as having predeceased both of us{% if disinherit_issue %} without any surviving descendants{% endif %}.{% endif %}{% if family.additional_disinheritance_language %} {{ family.additional_disinheritance_language }}{% endif %}</w:t>
       </w:r>
       <w:r/>
       <w:r/>
@@ -828,7 +828,7 @@
         <w:pStyle w:val="TextHeading2"/>
       </w:pPr>
       <w:r>
-        <w:t>Except as otherwise provided in this trust, I, {{ client.full_name | name }}, am intentionally disinheriting, omitting, and not providing for any other person or persons who claim to be my descendants or heirs under any circumstances and without regard to the nature of any evidence which may indicate status as descendants or heirs.  I acknowledge and understand that, except as otherwise provided in this trust, I am generally disinheriting, omitting, and not providing for any person or persons that may qualify as a pretermitted or omitted heir, spouse, or child.</w:t>
+        <w:t>{% if include_general_disinheritance %}Except as otherwise provided in this trust, I, {{ client.full_name | name }}, am intentionally disinheriting, omitting, and not providing for any other person or persons who claim to be my descendants or heirs under any circumstances and without regard to the nature of any evidence which may indicate status as descendants or heirs.  I acknowledge and understand that, except as otherwise provided in this trust, I am generally disinheriting, omitting, and not providing for any person or persons that may qualify as a pretermitted or omitted heir, spouse, or child.{% endif %}</w:t>
       </w:r>
       <w:r/>
       <w:r/>
@@ -838,7 +838,7 @@
         <w:pStyle w:val="TextHeading2"/>
       </w:pPr>
       <w:r>
-        <w:t>Except as otherwise provided in this trust, I, {{ spouse.full_name | name }}, am intentionally disinheriting, omitting, and not providing for any other person or persons who claim to be my descendants or heirs under any circumstances and without regard to the nature of any evidence which may indicate status as descendants or heirs.  I acknowledge and understand that, except as otherwise provided in this trust, I am generally disinheriting, omitting, and not providing for any person or persons that may qualify as a pretermitted or omitted heir, spouse, or child.</w:t>
+        <w:t>{% if include_general_disinheritance %}Except as otherwise provided in this trust, I, {{ spouse.full_name | name }}, am intentionally disinheriting, omitting, and not providing for any other person or persons who claim to be my descendants or heirs under any circumstances and without regard to the nature of any evidence which may indicate status as descendants or heirs.  I acknowledge and understand that, except as otherwise provided in this trust, I am generally disinheriting, omitting, and not providing for any person or persons that may qualify as a pretermitted or omitted heir, spouse, or child.{% endif %}</w:t>
       </w:r>
       <w:r/>
       <w:r/>

--- a/tools/aubreylaw-docgeneration/templates/joint-trust.docx
+++ b/tools/aubreylaw-docgeneration/templates/joint-trust.docx
@@ -673,19 +673,7 @@
         <w:t xml:space="preserve">By reserving the broad rights and powers set forth in </w:t>
       </w:r>
       <w:r>
-        <w:fldChar w:fldCharType="begin"/>
-      </w:r>
-      <w:r>
-        <w:instrText xml:space="preserve"> REF 5201678956552310085 \r \h \* MERGEFORMAT </w:instrText>
-      </w:r>
-      <w:r>
-        <w:fldChar w:fldCharType="separate"/>
-      </w:r>
-      <w:r>
         <w:t>Section 1.04</w:t>
-      </w:r>
-      <w:r>
-        <w:fldChar w:fldCharType="end"/>
       </w:r>
       <w:r>
         <w:t xml:space="preserve"> of this Article, we intend to qualify our trust as a </w:t>
@@ -1006,19 +994,7 @@
         <w:t xml:space="preserve">Nothing in this Subsection limits the authority of a Trust Protector to remove a Trustee under the provisions of </w:t>
       </w:r>
       <w:r>
-        <w:fldChar w:fldCharType="begin"/>
-      </w:r>
-      <w:r>
-        <w:instrText xml:space="preserve"> REF 10214270299273263953 \r \h </w:instrText>
-      </w:r>
-      <w:r>
-        <w:fldChar w:fldCharType="separate"/>
-      </w:r>
-      <w:r>
         <w:t>Section 3.10(f)</w:t>
-      </w:r>
-      <w:r>
-        <w:fldChar w:fldCharType="end"/>
       </w:r>
       <w:r>
         <w:t xml:space="preserve"> of this Article.</w:t>
@@ -1166,19 +1142,7 @@
         <w:t xml:space="preserve">The Primary Beneficiary of a separate trust created under this instrument, at any time after attaining 25 years of age, may appoint himself or herself as a Co-Trustee of his or her separate trust to serve with the then-serving successor Trustee.  Upon reaching 30 years of age, the Primary Beneficiary may serve as sole Trustee and may name any one or more individual or corporate fiduciaries to serve as current or successor Trustee or Co-Trustee.  Any time the beneficiary is serving as a Trustee of his or her trust before reaching 30 years of age, at least one other Trustee must be serving with the beneficiary.  If a Trustee vacancy occurs and no designated successor Trustee is available to serve, the vacancy is to be filled as provided in Subsection </w:t>
       </w:r>
       <w:r>
-        <w:fldChar w:fldCharType="begin"/>
-      </w:r>
-      <w:r>
-        <w:instrText xml:space="preserve"> REF 15325839782262752008 \n \h </w:instrText>
-      </w:r>
-      <w:r>
-        <w:fldChar w:fldCharType="separate"/>
-      </w:r>
-      <w:r>
         <w:t>(d)</w:t>
-      </w:r>
-      <w:r>
-        <w:fldChar w:fldCharType="end"/>
       </w:r>
       <w:r>
         <w:t xml:space="preserve"> of this Section.</w:t>
@@ -1254,19 +1218,7 @@
         <w:t xml:space="preserve">Nothing in this Subsection limits the authority of a Trust Protector to remove a Trustee under the provisions of </w:t>
       </w:r>
       <w:r>
-        <w:fldChar w:fldCharType="begin"/>
-      </w:r>
-      <w:r>
-        <w:instrText xml:space="preserve"> REF 10214270299273263953 \r \h </w:instrText>
-      </w:r>
-      <w:r>
-        <w:fldChar w:fldCharType="separate"/>
-      </w:r>
-      <w:r>
         <w:t>Section 3.10(f)</w:t>
-      </w:r>
-      <w:r>
-        <w:fldChar w:fldCharType="end"/>
       </w:r>
       <w:r>
         <w:t xml:space="preserve"> of this Article.</w:t>
@@ -1593,19 +1545,7 @@
         <w:t xml:space="preserve"> the Income Beneficiaries of this trust or any trust created under this instrument may appoint a corporate fiduciary or individual of a type described in </w:t>
       </w:r>
       <w:r>
-        <w:fldChar w:fldCharType="begin"/>
-      </w:r>
-      <w:r>
-        <w:instrText xml:space="preserve"> REF 14566156786261250562 \r \h </w:instrText>
-      </w:r>
-      <w:r>
-        <w:fldChar w:fldCharType="separate"/>
-      </w:r>
-      <w:r>
         <w:t>Section 3.10</w:t>
-      </w:r>
-      <w:r>
-        <w:fldChar w:fldCharType="end"/>
       </w:r>
       <w:r>
         <w:t xml:space="preserve"> of this instrument as Trust Protector.  If during any period of the incapacity of one or both of us, the instrument names no Income Beneficiaries except the incapacitated Grantor, the incapacitated Grantor’s Legal Representative may make the appointment of a Trust Protector.</w:t>
@@ -2163,19 +2103,7 @@
         <w:t xml:space="preserve">A Grantor will be considered incapacitated if the then-existing circumstances fall within the definition of incapacity as provided in </w:t>
       </w:r>
       <w:r>
-        <w:fldChar w:fldCharType="begin"/>
-      </w:r>
-      <w:r>
-        <w:instrText xml:space="preserve"> REF 2463982305709068726 \r \h \* MERGEFORMAT </w:instrText>
-      </w:r>
-      <w:r>
-        <w:fldChar w:fldCharType="separate"/>
-      </w:r>
-      <w:r>
         <w:t>Section 4.01</w:t>
-      </w:r>
-      <w:r>
-        <w:fldChar w:fldCharType="end"/>
       </w:r>
       <w:r>
         <w:t xml:space="preserve"> in the opinion of the other Grantor and the incapacitated Grantor’s attending physician.</w:t>
@@ -2191,19 +2119,7 @@
         <w:t xml:space="preserve">If the other Grantor is unable to make this determination, the incapacitated Grantor’s attending physician and one other licensed physician will determine whether the incapacitated Grantor’s then-existing circumstances fall within the definition of incapacity as provided in </w:t>
       </w:r>
       <w:r>
-        <w:fldChar w:fldCharType="begin"/>
-      </w:r>
-      <w:r>
-        <w:instrText xml:space="preserve"> REF 2463982305709068726 \r \h \* MERGEFORMAT </w:instrText>
-      </w:r>
-      <w:r>
-        <w:fldChar w:fldCharType="separate"/>
-      </w:r>
-      <w:r>
         <w:t>Section 4.01</w:t>
-      </w:r>
-      <w:r>
-        <w:fldChar w:fldCharType="end"/>
       </w:r>
       <w:r>
         <w:t>.</w:t>
@@ -2458,39 +2374,15 @@
         <w:t xml:space="preserve">When making distributions under Subsections </w:t>
       </w:r>
       <w:r>
-        <w:fldChar w:fldCharType="begin"/>
-      </w:r>
-      <w:r>
-        <w:instrText xml:space="preserve"> REF 9811261764243354490 \r \h \* MERGEFORMAT </w:instrText>
-      </w:r>
-      <w:r>
-        <w:fldChar w:fldCharType="separate"/>
-      </w:r>
-      <w:r>
         <w:t>(a)</w:t>
       </w:r>
       <w:r>
-        <w:fldChar w:fldCharType="end"/>
-      </w:r>
-      <w:r>
         <w:t xml:space="preserve"> and </w:t>
       </w:r>
       <w:r>
-        <w:fldChar w:fldCharType="begin"/>
-      </w:r>
-      <w:r>
-        <w:instrText xml:space="preserve"> REF 5722843337834013866 \r \h \* MERGEFORMAT </w:instrText>
-      </w:r>
-      <w:r>
-        <w:fldChar w:fldCharType="separate"/>
-      </w:r>
-      <w:r>
         <w:t>(c)</w:t>
       </w:r>
       <w:r>
-        <w:fldChar w:fldCharType="end"/>
-      </w:r>
-      <w:r>
         <w:t>, our Trustee shall give consideration first to the incapacitated Grantor’s needs and the needs of the other Grantor, and then to the needs of those persons dependent on the incapacitated Grantor.</w:t>
       </w:r>
     </w:p>
@@ -2502,19 +2394,7 @@
         <w:t xml:space="preserve">When making distributions under Subsection </w:t>
       </w:r>
       <w:r>
-        <w:fldChar w:fldCharType="begin"/>
-      </w:r>
-      <w:r>
-        <w:instrText xml:space="preserve"> REF 5722843337834013866 \r \h \* MERGEFORMAT </w:instrText>
-      </w:r>
-      <w:r>
-        <w:fldChar w:fldCharType="separate"/>
-      </w:r>
-      <w:r>
         <w:t>(c)</w:t>
-      </w:r>
-      <w:r>
-        <w:fldChar w:fldCharType="end"/>
       </w:r>
       <w:r>
         <w:t>, we request that our Trustee, in its sole discretion, consider other income and resources available to the dependents.  Our Trustee may make unequal distributions, distributions to some but not all dependents, or no distributions.</w:t>
@@ -2757,19 +2637,7 @@
         <w:t xml:space="preserve">.  The surviving Grantor’s trust property will be referred to as the Survivor’s Trust, and our Trustees shall administer the Survivor’s Trust as provided in </w:t>
       </w:r>
       <w:r>
-        <w:fldChar w:fldCharType="begin"/>
-      </w:r>
-      <w:r>
-        <w:instrText xml:space="preserve"> REF 2155636343876565618 \r \h </w:instrText>
-      </w:r>
-      <w:r>
-        <w:fldChar w:fldCharType="separate"/>
-      </w:r>
-      <w:r>
         <w:t>Article Eight</w:t>
-      </w:r>
-      <w:r>
-        <w:fldChar w:fldCharType="end"/>
       </w:r>
       <w:r>
         <w:t xml:space="preserve">. </w:t>
@@ -2917,19 +2785,7 @@
         <w:t xml:space="preserve">Our Trustee shall pay death taxes out of the trust property’s principal, as provided in </w:t>
       </w:r>
       <w:r>
-        <w:fldChar w:fldCharType="begin"/>
-      </w:r>
-      <w:r>
-        <w:instrText xml:space="preserve"> REF 12059162026549520960 \r \h </w:instrText>
-      </w:r>
-      <w:r>
-        <w:fldChar w:fldCharType="separate"/>
-      </w:r>
-      <w:r>
         <w:t>Section 5.05</w:t>
-      </w:r>
-      <w:r>
-        <w:fldChar w:fldCharType="end"/>
       </w:r>
       <w:r>
         <w:t>.  But if a probate estate is opened within six months after the date of the deceased Grantor’s death, the deceased Grantor’s Personal Representative shall pay any outstanding claims and expenses as authorized by the Personal Representative, as well as any death taxes from the deceased Grantor’s probate estate to the extent that the cash and readily marketable assets in the deceased Grantor’s probate estate are sufficient.</w:t>
@@ -3602,19 +3458,7 @@
         <w:t xml:space="preserve">Our Trustee shall distribute any of the deceased Grantor’s remaining tangible personal property not disposed of by a written memorandum to the Survivor’s Trust to be administered as provided in </w:t>
       </w:r>
       <w:r>
-        <w:fldChar w:fldCharType="begin"/>
-      </w:r>
-      <w:r>
-        <w:instrText xml:space="preserve"> REF 2155636343876565618 \r \h </w:instrText>
-      </w:r>
-      <w:r>
-        <w:fldChar w:fldCharType="separate"/>
-      </w:r>
-      <w:r>
         <w:t>Article Eight</w:t>
-      </w:r>
-      <w:r>
-        <w:fldChar w:fldCharType="end"/>
       </w:r>
       <w:r>
         <w:t>.  If we are both deceased, our Trustee shall distribute the property to our children in shares of substantially equal value, to be divided among our children as they agree.  If any child should predecease the surviving Grantor, our Trustee shall distribute that child’s share to the child’s then living descendants as those descendants agree.  If any child is deceased having no then living descendants, the distribution to that child will lapse.  If our Trustee determines that a child or any descendant of a deceased child is incapable of acting in his or her own best interest, our Trustee shall appoint a person to represent the child or descendant of the deceased child in the division of the property.  If our children and the descendants of any deceased child or children are unable to agree upon the division of the property within six months after the death of the surviving Grantor, our Trustee shall make the division according to our Trustee’s discretion.  Our Trustee may use a lottery, rotation system, or any other method of allocation to determine the order of selection and distribution of the property.  As an alternative, our Trustee may sell all or any portion of the property and distribute the net proceeds equally among our then-living children and any then-living descendants of any deceased child or children.  Our Trustee will not incur any liability to any party for decisions made by our Trustee with respect to the division or sale of tangible personal property.  Any decision made by our Trustee will be final and binding on all beneficiaries.</w:t>
@@ -3781,21 +3625,9 @@
         <w:t xml:space="preserve"> shall administer the property as provided in </w:t>
       </w:r>
       <w:r>
-        <w:fldChar w:fldCharType="begin"/>
-      </w:r>
-      <w:r>
-        <w:instrText xml:space="preserve"> REF 2155636343876565618 \r \h </w:instrText>
-      </w:r>
-      <w:r>
-        <w:fldChar w:fldCharType="separate"/>
-      </w:r>
-      <w:r>
         <w:t>Article Eight</w:t>
       </w:r>
       <w:r>
-        <w:fldChar w:fldCharType="end"/>
-      </w:r>
-      <w:r>
         <w:t>.</w:t>
       </w:r>
     </w:p>
@@ -3830,19 +3662,7 @@
         <w:t xml:space="preserve">The surviving Grantor, the surviving Grantor’s fiduciary, or the surviving Grantor’s agent serving under a power of attorney may disclaim any portion of any interest in or power over property passing from the deceased Grantor to or for the surviving Grantor’s benefit under this instrument.  If the surviving Grantor disclaims any property that would otherwise be allocated to the Survivor’s Trust, our Trustee shall allocate the disclaimed property to the Non-Marital Share.  Our Trustee shall administer the Non-Marital Share as provided in </w:t>
       </w:r>
       <w:r>
-        <w:fldChar w:fldCharType="begin"/>
-      </w:r>
-      <w:r>
-        <w:instrText xml:space="preserve"> REF 8578819201021833643 \r \h </w:instrText>
-      </w:r>
-      <w:r>
-        <w:fldChar w:fldCharType="separate"/>
-      </w:r>
-      <w:r>
         <w:t>Article Nine</w:t>
-      </w:r>
-      <w:r>
-        <w:fldChar w:fldCharType="end"/>
       </w:r>
       <w:r>
         <w:t>.</w:t>
@@ -3999,19 +3819,7 @@
         <w:t xml:space="preserve"> this Article’s provisions.  But, notwithstanding any other provision of this Article, the surviving Grantor may not amend the terms of the separate share.  The provisions of </w:t>
       </w:r>
       <w:r>
-        <w:fldChar w:fldCharType="begin"/>
-      </w:r>
-      <w:r>
-        <w:instrText xml:space="preserve"> REF 9811021952290499721 \r \h </w:instrText>
-      </w:r>
-      <w:r>
-        <w:fldChar w:fldCharType="separate"/>
-      </w:r>
-      <w:r>
         <w:t>Section 4.03</w:t>
-      </w:r>
-      <w:r>
-        <w:fldChar w:fldCharType="end"/>
       </w:r>
       <w:r>
         <w:t xml:space="preserve"> permitting trust distributions to individuals other than the surviving Grantor during the incapacity of the surviving Grantor do not apply to the separate share.</w:t>
@@ -4154,19 +3962,7 @@
         <w:t xml:space="preserve"> the surviving Grantor is incapacitated, our Trustee shall administer the Survivor’s Trust according to the provisions of </w:t>
       </w:r>
       <w:r>
-        <w:fldChar w:fldCharType="begin"/>
-      </w:r>
-      <w:r>
-        <w:instrText xml:space="preserve"> REF 9811021952290499721 \r \h </w:instrText>
-      </w:r>
-      <w:r>
-        <w:fldChar w:fldCharType="separate"/>
-      </w:r>
-      <w:r>
         <w:t>Section 4.03</w:t>
-      </w:r>
-      <w:r>
-        <w:fldChar w:fldCharType="end"/>
       </w:r>
       <w:r>
         <w:t>.</w:t>
@@ -4220,21 +4016,9 @@
         <w:t xml:space="preserve">The Survivor’s Trust becomes irrevocable upon the death of the surviving Grantor, and our Trustee shall administer the Survivor’s Trust consistent with the provisions of </w:t>
       </w:r>
       <w:r>
-        <w:fldChar w:fldCharType="begin"/>
-      </w:r>
-      <w:r>
-        <w:instrText xml:space="preserve"> REF 17859547900309837828 \r \h </w:instrText>
-      </w:r>
-      <w:r>
-        <w:fldChar w:fldCharType="separate"/>
-      </w:r>
-      <w:r>
         <w:t>Article Five</w:t>
       </w:r>
       <w:r>
-        <w:fldChar w:fldCharType="end"/>
-      </w:r>
-      <w:r>
         <w:t xml:space="preserve"> for administration following the death of the first of us to die.</w:t>
       </w:r>
       <w:bookmarkEnd w:id="195"/>
@@ -4247,37 +4031,13 @@
         <w:t xml:space="preserve">Upon completion of the administrative tasks, our Trustee shall satisfy the provisions of </w:t>
       </w:r>
       <w:r>
-        <w:fldChar w:fldCharType="begin"/>
-      </w:r>
-      <w:r>
-        <w:instrText xml:space="preserve"> REF 904505909664802881 \r \h </w:instrText>
-      </w:r>
-      <w:r>
-        <w:fldChar w:fldCharType="separate"/>
-      </w:r>
-      <w:r>
         <w:t>Article Ten</w:t>
       </w:r>
       <w:r>
-        <w:fldChar w:fldCharType="end"/>
-      </w:r>
-      <w:r>
         <w:t xml:space="preserve"> with respect to any specific distributions to be made from the surviving Grantor’s remaining trust property.  Our Trustee shall then administer the unappointed balance or remainder of the Survivor’s Trust as provided in </w:t>
       </w:r>
       <w:r>
-        <w:fldChar w:fldCharType="begin"/>
-      </w:r>
-      <w:r>
-        <w:instrText xml:space="preserve"> REF 904505909664802881 \r \h </w:instrText>
-      </w:r>
-      <w:r>
-        <w:fldChar w:fldCharType="separate"/>
-      </w:r>
-      <w:r>
         <w:t>Article Ten</w:t>
-      </w:r>
-      <w:r>
-        <w:fldChar w:fldCharType="end"/>
       </w:r>
       <w:r>
         <w:t>.</w:t>
@@ -4396,21 +4156,9 @@
         <w:t xml:space="preserve">Notwithstanding the designation of the surviving Grantor as Primary Beneficiary, our Trustee may make distributions to or for the benefit of our beneficiaries under this Article based on the priority of distributions set forth in </w:t>
       </w:r>
       <w:r>
-        <w:fldChar w:fldCharType="begin"/>
-      </w:r>
-      <w:r>
-        <w:instrText xml:space="preserve"> REF 17319215784304536599 \r \h </w:instrText>
-      </w:r>
-      <w:r>
-        <w:fldChar w:fldCharType="separate"/>
-      </w:r>
-      <w:r>
         <w:t>Section 9.01</w:t>
       </w:r>
       <w:r>
-        <w:fldChar w:fldCharType="end"/>
-      </w:r>
-      <w:r>
         <w:t>.  We request that our Trustee consider the respective needs of our beneficiaries, as well as other income and resources available to our beneficiaries.  When making distributions from the Family Trust, our Trustee may exclude any of the beneficiaries or may make unequal distributions among them.</w:t>
       </w:r>
     </w:p>
@@ -4487,21 +4235,9 @@
         <w:t xml:space="preserve">if the surviving Grantor is then serving as Trustee of the Family Trust, the surviving Grantor will be removed and replaced under the provisions of </w:t>
       </w:r>
       <w:r>
-        <w:fldChar w:fldCharType="begin"/>
-      </w:r>
-      <w:r>
-        <w:instrText xml:space="preserve"> REF a481f5e5-8484-419a-95a6-3e4ea691f27c \r \h </w:instrText>
-      </w:r>
-      <w:r>
-        <w:fldChar w:fldCharType="separate"/>
-      </w:r>
-      <w:r>
         <w:t>Article Three</w:t>
       </w:r>
       <w:r>
-        <w:fldChar w:fldCharType="end"/>
-      </w:r>
-      <w:r>
         <w:t>, and</w:t>
       </w:r>
     </w:p>
@@ -4538,19 +4274,7 @@
         <w:t xml:space="preserve">If terminated, our Trustee shall administer the balance or remainder of the Family Trust as provided in </w:t>
       </w:r>
       <w:r>
-        <w:fldChar w:fldCharType="begin"/>
-      </w:r>
-      <w:r>
-        <w:instrText xml:space="preserve"> REF 904505909664802881 \r \h </w:instrText>
-      </w:r>
-      <w:r>
-        <w:fldChar w:fldCharType="separate"/>
-      </w:r>
-      <w:r>
         <w:t>Article Ten</w:t>
-      </w:r>
-      <w:r>
-        <w:fldChar w:fldCharType="end"/>
       </w:r>
       <w:r>
         <w:t>.</w:t>
@@ -4594,19 +4318,7 @@
         <w:t xml:space="preserve"> and our Trustee shall administer the balance or remainder of the Family Trust as provided in </w:t>
       </w:r>
       <w:r>
-        <w:fldChar w:fldCharType="begin"/>
-      </w:r>
-      <w:r>
-        <w:instrText xml:space="preserve"> REF 904505909664802881 \r \h </w:instrText>
-      </w:r>
-      <w:r>
-        <w:fldChar w:fldCharType="separate"/>
-      </w:r>
-      <w:r>
         <w:t>Article Ten</w:t>
-      </w:r>
-      <w:r>
-        <w:fldChar w:fldCharType="end"/>
       </w:r>
       <w:r>
         <w:t>.</w:t>
@@ -4661,19 +4373,7 @@
         <w:t xml:space="preserve">, our Trustee shall make the specific distributions identified in this Article and in </w:t>
       </w:r>
       <w:r>
-        <w:fldChar w:fldCharType="begin"/>
-      </w:r>
-      <w:r>
-        <w:instrText xml:space="preserve"> REF 13264031231065834860 \r \h </w:instrText>
-      </w:r>
-      <w:r>
-        <w:fldChar w:fldCharType="separate"/>
-      </w:r>
-      <w:r>
         <w:t>Article Six</w:t>
-      </w:r>
-      <w:r>
-        <w:fldChar w:fldCharType="end"/>
       </w:r>
       <w:r>
         <w:t xml:space="preserve"> from our remaining trust property not distributed under prior Articles of this trust.</w:t>
@@ -4808,21 +4508,9 @@
         <w:t xml:space="preserve">After making the specific distributions specified in </w:t>
       </w:r>
       <w:r>
-        <w:fldChar w:fldCharType="begin"/>
-      </w:r>
-      <w:r>
-        <w:instrText xml:space="preserve"> REF 904505909664802881 \r \h \* MERGEFORMAT </w:instrText>
-      </w:r>
-      <w:r>
-        <w:fldChar w:fldCharType="separate"/>
-      </w:r>
-      <w:r>
         <w:t>Article Ten</w:t>
       </w:r>
       <w:r>
-        <w:fldChar w:fldCharType="end"/>
-      </w:r>
-      <w:r>
         <w:t>, our Trustee shall administer and distribute our remaining trust property according to the provisions of this Article.</w:t>
       </w:r>
     </w:p>
@@ -4900,19 +4588,7 @@
         <w:t xml:space="preserve">If each of our living children has reached 23 years of age, our Trustee shall administer our remaining trust property as provided in </w:t>
       </w:r>
       <w:r>
-        <w:fldChar w:fldCharType="begin"/>
-      </w:r>
-      <w:r>
-        <w:instrText xml:space="preserve"> REF 7755706113455185547 \r \h </w:instrText>
-      </w:r>
-      <w:r>
-        <w:fldChar w:fldCharType="separate"/>
-      </w:r>
-      <w:r>
         <w:t>Section 11.02</w:t>
-      </w:r>
-      <w:r>
-        <w:fldChar w:fldCharType="end"/>
       </w:r>
       <w:r>
         <w:t>.</w:t>
@@ -4978,19 +4654,7 @@
         <w:t xml:space="preserve">Unless specifically designated as an advancement by our Trustee as provided in Subsection </w:t>
       </w:r>
       <w:r>
-        <w:fldChar w:fldCharType="begin"/>
-      </w:r>
-      <w:r>
-        <w:instrText xml:space="preserve"> REF 5909398393937355776 \n \h </w:instrText>
-      </w:r>
-      <w:r>
-        <w:fldChar w:fldCharType="separate"/>
-      </w:r>
-      <w:r>
         <w:t>(b)</w:t>
-      </w:r>
-      <w:r>
-        <w:fldChar w:fldCharType="end"/>
       </w:r>
       <w:r>
         <w:t>, distributions to a beneficiary will not be considered advancements and will not be charged against the share to which the beneficiary may be entitled under other provisions of this trust.</w:t>
@@ -5081,19 +4745,7 @@
         <w:t xml:space="preserve">Our Trustee shall designate any distribution made under this Subsection as an advancement.  A determination by our Trustee as to whether a distribution is for an advancement under this Subsection or is a distribution under Subsection </w:t>
       </w:r>
       <w:r>
-        <w:fldChar w:fldCharType="begin"/>
-      </w:r>
-      <w:r>
-        <w:instrText xml:space="preserve"> REF 5908199334173081931 \r \h </w:instrText>
-      </w:r>
-      <w:r>
-        <w:fldChar w:fldCharType="separate"/>
-      </w:r>
-      <w:r>
         <w:t>(a)</w:t>
-      </w:r>
-      <w:r>
-        <w:fldChar w:fldCharType="end"/>
       </w:r>
       <w:r>
         <w:t xml:space="preserve"> is </w:t>
@@ -5237,21 +4889,9 @@
         <w:t xml:space="preserve">In determining each share’s value, our Trustee shall add the value of any advancements made from the Common Trust under </w:t>
       </w:r>
       <w:r>
-        <w:fldChar w:fldCharType="begin"/>
-      </w:r>
-      <w:r>
-        <w:instrText xml:space="preserve"> REF 5909398393937355776 \r \h </w:instrText>
-      </w:r>
-      <w:r>
-        <w:fldChar w:fldCharType="separate"/>
-      </w:r>
-      <w:r>
         <w:t>Section 11.01(b)</w:t>
       </w:r>
       <w:r>
-        <w:fldChar w:fldCharType="end"/>
-      </w:r>
-      <w:r>
         <w:t xml:space="preserve"> to the value of the remaining trust property.  Our Trustee shall use the resulting total to calculate the value of the shares created under this Section.</w:t>
       </w:r>
     </w:p>
@@ -5263,19 +4903,7 @@
         <w:t xml:space="preserve">Our Trustee shall reduce each living child’s share by the value of any advancements made to the child from the Common Trust under </w:t>
       </w:r>
       <w:r>
-        <w:fldChar w:fldCharType="begin"/>
-      </w:r>
-      <w:r>
-        <w:instrText xml:space="preserve"> REF 5909398393937355776 \r \h </w:instrText>
-      </w:r>
-      <w:r>
-        <w:fldChar w:fldCharType="separate"/>
-      </w:r>
-      <w:r>
         <w:t>Section 11.01(b)</w:t>
-      </w:r>
-      <w:r>
-        <w:fldChar w:fldCharType="end"/>
       </w:r>
       <w:r>
         <w:t xml:space="preserve">, using the distributed property’s value as of its distribution date.  Our Trustee shall reduce the share of a descendant of a deceased child </w:t>
@@ -5510,19 +5138,7 @@
         <w:t xml:space="preserve">If we have no then-living descendants, our Trustee shall distribute the balance of the trust property as provided in </w:t>
       </w:r>
       <w:r>
-        <w:fldChar w:fldCharType="begin"/>
-      </w:r>
-      <w:r>
-        <w:instrText xml:space="preserve"> REF _Ref508176600 \r \h </w:instrText>
-      </w:r>
-      <w:r>
-        <w:fldChar w:fldCharType="separate"/>
-      </w:r>
-      <w:r>
         <w:t>Article Twelve</w:t>
-      </w:r>
-      <w:r>
-        <w:fldChar w:fldCharType="end"/>
       </w:r>
       <w:r>
         <w:t>.</w:t>
@@ -5590,55 +5206,19 @@
         <w:t xml:space="preserve">If our Trustee is authorized or directed under any provision of this trust to distribute net income or principal to a person who has not yet reached 21 years of age or who is incapacitated as defined in </w:t>
       </w:r>
       <w:r>
-        <w:fldChar w:fldCharType="begin"/>
-      </w:r>
-      <w:r>
-        <w:instrText xml:space="preserve"> REF 2910059081454847979 \r \h </w:instrText>
-      </w:r>
-      <w:r>
-        <w:fldChar w:fldCharType="separate"/>
-      </w:r>
-      <w:r>
         <w:t>Section 17.06(g)</w:t>
       </w:r>
       <w:r>
-        <w:fldChar w:fldCharType="end"/>
-      </w:r>
-      <w:r>
         <w:t xml:space="preserve">, our Trustee may make the distribution by any one or more of the methods described in </w:t>
       </w:r>
       <w:r>
-        <w:fldChar w:fldCharType="begin"/>
-      </w:r>
-      <w:r>
-        <w:instrText xml:space="preserve"> REF 14184469743489709734 \w \h </w:instrText>
-      </w:r>
-      <w:r>
-        <w:fldChar w:fldCharType="separate"/>
-      </w:r>
-      <w:r>
         <w:t>Section 13.01</w:t>
       </w:r>
       <w:r>
-        <w:fldChar w:fldCharType="end"/>
-      </w:r>
-      <w:r>
         <w:t xml:space="preserve">.  Alternatively, our Trustee may retain the trust property in a separate trust to be administered by our Trustee under </w:t>
       </w:r>
       <w:r>
-        <w:fldChar w:fldCharType="begin"/>
-      </w:r>
-      <w:r>
-        <w:instrText xml:space="preserve"> REF 11954226565216652239 \r \h </w:instrText>
-      </w:r>
-      <w:r>
-        <w:fldChar w:fldCharType="separate"/>
-      </w:r>
-      <w:r>
         <w:t>Section 13.02</w:t>
-      </w:r>
-      <w:r>
-        <w:fldChar w:fldCharType="end"/>
       </w:r>
       <w:r>
         <w:t>.</w:t>
@@ -5891,19 +5471,7 @@
         <w:t xml:space="preserve">If we have no then-living descendants, our Trustee shall distribute the balance of the trust property as provided in </w:t>
       </w:r>
       <w:r>
-        <w:fldChar w:fldCharType="begin"/>
-      </w:r>
-      <w:r>
-        <w:instrText xml:space="preserve"> REF _Ref508176600 \r \h </w:instrText>
-      </w:r>
-      <w:r>
-        <w:fldChar w:fldCharType="separate"/>
-      </w:r>
-      <w:r>
         <w:t>Article Twelve</w:t>
-      </w:r>
-      <w:r>
-        <w:fldChar w:fldCharType="end"/>
       </w:r>
       <w:r>
         <w:t xml:space="preserve">. </w:t>
@@ -6155,19 +5723,7 @@
         <w:t xml:space="preserve"> this trust, our Trustee shall treat annuity and other periodic payments from any qualified retirement plans in any given year as income, to the extent the distribution represents income generated and treated as generated by any qualified retirement plan for that year.  If income information is not available, then our Trustee shall apportion the annuity and other periodic payments between principal and income in an equitable and practical manner under </w:t>
       </w:r>
       <w:r>
-        <w:fldChar w:fldCharType="begin"/>
-      </w:r>
-      <w:r>
-        <w:instrText xml:space="preserve"> REF _Ref136304792 \r \h </w:instrText>
-      </w:r>
-      <w:r>
-        <w:fldChar w:fldCharType="separate"/>
-      </w:r>
-      <w:r>
         <w:t>Section 15.12</w:t>
-      </w:r>
-      <w:r>
-        <w:fldChar w:fldCharType="end"/>
       </w:r>
       <w:r>
         <w:t>.</w:t>
@@ -7183,19 +6739,7 @@
         <w:t xml:space="preserve">Subject to the limitations set forth in </w:t>
       </w:r>
       <w:r>
-        <w:fldChar w:fldCharType="begin"/>
-      </w:r>
-      <w:r>
-        <w:instrText xml:space="preserve"> REF 15678763705006793907 \r \h </w:instrText>
-      </w:r>
-      <w:r>
-        <w:fldChar w:fldCharType="separate"/>
-      </w:r>
-      <w:r>
         <w:t>Section 16.24</w:t>
-      </w:r>
-      <w:r>
-        <w:fldChar w:fldCharType="end"/>
       </w:r>
       <w:r>
         <w:t>, any Trustee may, by written instrument, delegate to any other Trustee the right to exercise any power, including a discretionary power, granted to our Trustee in this trust.  During the time a delegation under this Section is in effect, the Trustee to whom the delegation is made may exercise the power to the same extent as if the delegating Trustee has personally joined in the exercise of the power.  The delegating Trustee may revoke the delegation at any time by giving written notice to the Trustee to whom the power was delegated.</w:t>
@@ -7298,19 +6842,7 @@
         <w:t xml:space="preserve">our Trustee may shorten the period during which this trust subsists to comply with </w:t>
       </w:r>
       <w:r>
-        <w:fldChar w:fldCharType="begin"/>
-      </w:r>
-      <w:r>
-        <w:instrText xml:space="preserve"> REF 8409673738367728109 \r \h </w:instrText>
-      </w:r>
-      <w:r>
-        <w:fldChar w:fldCharType="separate"/>
-      </w:r>
-      <w:r>
         <w:t>Section 17.01</w:t>
-      </w:r>
-      <w:r>
-        <w:fldChar w:fldCharType="end"/>
       </w:r>
       <w:r>
         <w:t>, if necessary, to effect the merger.  But if a merger does not appear feasible, our Trustee may consolidate the trusts’ assets for purposes of investment and trust administration while retaining separate records and accounts for each respective trust.</w:t>
@@ -7487,19 +7019,7 @@
         <w:t xml:space="preserve">The marital gift as described in </w:t>
       </w:r>
       <w:r>
-        <w:fldChar w:fldCharType="begin"/>
-      </w:r>
-      <w:r>
-        <w:instrText xml:space="preserve"> REF _Ref224201199 \r \h </w:instrText>
-      </w:r>
-      <w:r>
-        <w:fldChar w:fldCharType="separate"/>
-      </w:r>
-      <w:r>
         <w:t>Article Seven</w:t>
-      </w:r>
-      <w:r>
-        <w:fldChar w:fldCharType="end"/>
       </w:r>
       <w:r>
         <w:t xml:space="preserve"> of this trust is intended to qualify for the federal estate tax marital deduction, and the provisions of this trust are to be construed to reflect this intent.  To the extent that exercising a provision of this trust would disqualify the marital gift from the federal estate tax unlimited marital deduction, that provision is void.</w:t>
@@ -9101,19 +8621,7 @@
         <w:t xml:space="preserve">Whenever this trust specifically prohibits or limits an Interested Trustee from exercising discretion or performing an act, then any Interested Trustee serving as our Trustee is prohibited from participating in the exercise of that discretion or performance of that act.  If there is no Trustee serving who is not an Interested Trustee, then an Independent Special Trustee may be appointed under the provisions of </w:t>
       </w:r>
       <w:r>
-        <w:fldChar w:fldCharType="begin"/>
-      </w:r>
-      <w:r>
-        <w:instrText xml:space="preserve"> REF _Ref521104654 \r \h </w:instrText>
-      </w:r>
-      <w:r>
-        <w:fldChar w:fldCharType="separate"/>
-      </w:r>
-      <w:r>
         <w:t>Section 3.08</w:t>
-      </w:r>
-      <w:r>
-        <w:fldChar w:fldCharType="end"/>
       </w:r>
       <w:r>
         <w:t xml:space="preserve"> to exercise the discretion or perform the act.</w:t>
@@ -9141,19 +8649,7 @@
         <w:t xml:space="preserve">Independent Special Trustee may be appointed under the provisions of </w:t>
       </w:r>
       <w:r>
-        <w:fldChar w:fldCharType="begin"/>
-      </w:r>
-      <w:r>
-        <w:instrText xml:space="preserve"> REF _Ref521104654 \r \h </w:instrText>
-      </w:r>
-      <w:r>
-        <w:fldChar w:fldCharType="separate"/>
-      </w:r>
-      <w:r>
         <w:t>Section 3.08</w:t>
-      </w:r>
-      <w:r>
-        <w:fldChar w:fldCharType="end"/>
       </w:r>
       <w:r>
         <w:t xml:space="preserve"> to exercise the power or discretion that is exercisable only by our Independent Trustee.</w:t>
@@ -9337,19 +8833,7 @@
         <w:t xml:space="preserve">This Section does not restrict a beneficiary’s right to disclaim any interest or exercise of any power of appointment granted in this instrument.  In addition, this Section does not limit the ability of an Independent Trustee to appoint property in further trust for any beneficiary as provided in </w:t>
       </w:r>
       <w:r>
-        <w:fldChar w:fldCharType="begin"/>
-      </w:r>
-      <w:r>
-        <w:instrText xml:space="preserve"> REF _Ref190054216 \r \h </w:instrText>
-      </w:r>
-      <w:r>
-        <w:fldChar w:fldCharType="separate"/>
-      </w:r>
-      <w:r>
         <w:t>Section 15.02</w:t>
-      </w:r>
-      <w:r>
-        <w:fldChar w:fldCharType="end"/>
       </w:r>
       <w:r>
         <w:t>.</w:t>
@@ -9411,19 +8895,7 @@
         <w:t xml:space="preserve"> the order of our deaths cannot be established, each of us will be considered to have predeceased the other and each Grantor’s separate trust property will be administered as provided in </w:t>
       </w:r>
       <w:r>
-        <w:fldChar w:fldCharType="begin"/>
-      </w:r>
-      <w:r>
-        <w:instrText xml:space="preserve"> REF 2157075215593694232 \r \h \* MERGEFORMAT </w:instrText>
-      </w:r>
-      <w:r>
-        <w:fldChar w:fldCharType="separate"/>
-      </w:r>
-      <w:r>
         <w:t>Section 8.10</w:t>
-      </w:r>
-      <w:r>
-        <w:fldChar w:fldCharType="end"/>
       </w:r>
       <w:r>
         <w:t xml:space="preserve"> for administering the remaining property in the Survivor’s Trust upon death of the surviving Grantor.</w:t>
@@ -10068,37 +9540,13 @@
         <w:t xml:space="preserve"> means any Trustee who is not an Interested Trustee as defined in Subsection </w:t>
       </w:r>
       <w:r>
-        <w:fldChar w:fldCharType="begin"/>
-      </w:r>
-      <w:r>
-        <w:instrText xml:space="preserve"> REF 14708557169132650103 \r \h </w:instrText>
-      </w:r>
-      <w:r>
-        <w:fldChar w:fldCharType="separate"/>
-      </w:r>
-      <w:r>
         <w:t>(l)</w:t>
       </w:r>
       <w:r>
-        <w:fldChar w:fldCharType="end"/>
-      </w:r>
-      <w:r>
         <w:t xml:space="preserve"> and includes an Independent Special Trustee appointed under the provisions of </w:t>
       </w:r>
       <w:r>
-        <w:fldChar w:fldCharType="begin"/>
-      </w:r>
-      <w:r>
-        <w:instrText xml:space="preserve"> REF _Ref521104654 \r \h </w:instrText>
-      </w:r>
-      <w:r>
-        <w:fldChar w:fldCharType="separate"/>
-      </w:r>
-      <w:r>
         <w:t>Section 3.08</w:t>
-      </w:r>
-      <w:r>
-        <w:fldChar w:fldCharType="end"/>
       </w:r>
       <w:r>
         <w:t xml:space="preserve">.  </w:t>
@@ -10876,19 +10324,7 @@
         <w:t xml:space="preserve">This trust is governed, construed, and administered according to the laws of Massachusetts, as amended except as to trust property required by law to be governed by the laws of another jurisdiction and unless the situs of administration is changed under </w:t>
       </w:r>
       <w:r>
-        <w:fldChar w:fldCharType="begin"/>
-      </w:r>
-      <w:r>
-        <w:instrText xml:space="preserve"> REF 18045822805407794221 \r \h </w:instrText>
-      </w:r>
-      <w:r>
-        <w:fldChar w:fldCharType="separate"/>
-      </w:r>
-      <w:r>
         <w:t>Section 17.05</w:t>
-      </w:r>
-      <w:r>
-        <w:fldChar w:fldCharType="end"/>
       </w:r>
       <w:r>
         <w:t>.</w:t>
